--- a/Acta_Hito_A_Cuentas_y_Seguridad_Carlos_2026-09-09.docx
+++ b/Acta_Hito_A_Cuentas_y_Seguridad_Carlos_2026-09-09.docx
@@ -252,7 +252,7 @@
               <w:rPr>
                 <w:sz w:val="19"/>
               </w:rPr>
-              <w:t>Propuesta Técnica y Económica de alcance cerrado (revisión del 3 de septiembre de 2026), numerales 6 y 8; Solicitud de Cotización del 24 de agosto de 2026; Registro de Hallazgos del 25 de agosto de 2026.</w:t>
+              <w:t>Propuesta Técnica y Económica de alcance cerrado (revisión del 2 de septiembre de 2026), numerales 6 y 8; Solicitud de Cotización del 24 de agosto de 2026; Registro de Hallazgos del 25 de agosto de 2026.</w:t>
             </w:r>
           </w:p>
         </w:tc>
@@ -708,7 +708,7 @@
               <w:rPr>
                 <w:sz w:val="19"/>
               </w:rPr>
-              <w:t>El cliente crea sus propias cuentas reales (una Owner ya asignada a su correo; dos Learner para la prueba de aislamiento). No se usan cuentas demo.</w:t>
+              <w:t>El cliente crea sus propias cuentas reales (una Owner asignada a pilarcruz640@gmail.com; dos Learner para la prueba de aislamiento). No se usan cuentas demo.</w:t>
             </w:r>
           </w:p>
         </w:tc>
@@ -754,7 +754,7 @@
           <w:b w:val="0"/>
           <w:i w:val="0"/>
         </w:rPr>
-        <w:t>Resultado de cada verificación del numeral 6 de la propuesta aplicable al Hito A, con los pasos para reproducirla. «Cumple» significa verificado por el contratista en producción el 9 de septiembre de 2026 y reproducible por el cliente con los pasos indicados.</w:t>
+        <w:t>Resultado de cada verificación del numeral 6 de la propuesta aplicable al Hito A, con los pasos para reproducirla. «Cumple» significa verificado por el contratista en producción el 9 de septiembre de 2026. No sustituye las pruebas del cliente. Los hallazgos del 10 de septiembre de 2026 siguen abiertos hasta su corrección y nueva comprobación por la propietaria. La aceptación y el pago permanecen pendientes de su decisión expresa.</w:t>
       </w:r>
     </w:p>
     <w:tbl>
@@ -2660,7 +2660,7 @@
           <w:color w:val="707173"/>
           <w:sz w:val="17"/>
         </w:rPr>
-        <w:t>Documento emitido conforme al numeral 6 (criterios mínimos de aceptación) y al numeral 8 (garantía por severidad) de la Propuesta de alcance cerrado, revisión del 3 de septiembre de 2026.</w:t>
+        <w:t>Documento emitido conforme al numeral 6 (criterios mínimos de aceptación) y al numeral 8 (garantía por severidad) de la Propuesta de alcance cerrado, revisión del 2 de septiembre de 2026.</w:t>
       </w:r>
     </w:p>
     <w:sectPr>
